--- a/clients/alg/crowdstrike/monthly/2026-03/ALG-CrowdStrike-Activity-2026-03.docx
+++ b/clients/alg/crowdstrike/monthly/2026-03/ALG-CrowdStrike-Activity-2026-03.docx
@@ -95,7 +95,7 @@
       <w:tr>
         <w:tc>
           <w:tcPr>
-            <w:tcW w:type="dxa" w:w="3744"/>
+            <w:tcW w:type="dxa" w:w="3528"/>
             <w:tcBorders>
               <w:top w:val="nil"/>
               <w:left w:val="nil"/>
@@ -133,7 +133,7 @@
         </w:tc>
         <w:tc>
           <w:tcPr>
-            <w:tcW w:type="dxa" w:w="3744"/>
+            <w:tcW w:type="dxa" w:w="3528"/>
             <w:tcBorders>
               <w:top w:val="nil"/>
               <w:left w:val="nil"/>
@@ -2597,7 +2597,7 @@
         </w:tc>
         <w:tc>
           <w:tcPr>
-            <w:tcW w:type="dxa" w:w="2592"/>
+            <w:tcW w:type="dxa" w:w="2448"/>
             <w:shd w:val="clear" w:color="auto" w:fill="006DB6"/>
             <w:tcBorders>
               <w:top w:val="single" w:sz="4" w:color="E9ECEF"/>
@@ -2624,7 +2624,7 @@
         </w:tc>
         <w:tc>
           <w:tcPr>
-            <w:tcW w:type="dxa" w:w="1872"/>
+            <w:tcW w:type="dxa" w:w="1728"/>
             <w:shd w:val="clear" w:color="auto" w:fill="006DB6"/>
             <w:tcBorders>
               <w:top w:val="single" w:sz="4" w:color="E9ECEF"/>
@@ -2651,7 +2651,7 @@
         </w:tc>
         <w:tc>
           <w:tcPr>
-            <w:tcW w:type="dxa" w:w="1872"/>
+            <w:tcW w:type="dxa" w:w="1728"/>
             <w:shd w:val="clear" w:color="auto" w:fill="006DB6"/>
             <w:tcBorders>
               <w:top w:val="single" w:sz="4" w:color="E9ECEF"/>
@@ -2727,7 +2727,7 @@
                 <w:color w:val="59595B"/>
                 <w:sz w:val="19"/>
               </w:rPr>
-              <w:t>2026-03-24</w:t>
+              <w:t>—</w:t>
             </w:r>
           </w:p>
         </w:tc>
@@ -2759,7 +2759,7 @@
         </w:tc>
         <w:tc>
           <w:tcPr>
-            <w:tcW w:type="dxa" w:w="2592"/>
+            <w:tcW w:type="dxa" w:w="2448"/>
             <w:tcBorders>
               <w:top w:val="single" w:sz="4" w:color="E9ECEF"/>
               <w:left w:val="single" w:sz="4" w:color="E9ECEF"/>
@@ -2785,7 +2785,7 @@
         </w:tc>
         <w:tc>
           <w:tcPr>
-            <w:tcW w:type="dxa" w:w="1872"/>
+            <w:tcW w:type="dxa" w:w="1728"/>
             <w:tcBorders>
               <w:top w:val="single" w:sz="4" w:color="E9ECEF"/>
               <w:left w:val="single" w:sz="4" w:color="E9ECEF"/>
@@ -2811,7 +2811,7 @@
         </w:tc>
         <w:tc>
           <w:tcPr>
-            <w:tcW w:type="dxa" w:w="1872"/>
+            <w:tcW w:type="dxa" w:w="1728"/>
             <w:tcBorders>
               <w:top w:val="single" w:sz="4" w:color="E9ECEF"/>
               <w:left w:val="single" w:sz="4" w:color="E9ECEF"/>
@@ -2886,7 +2886,7 @@
                 <w:color w:val="59595B"/>
                 <w:sz w:val="19"/>
               </w:rPr>
-              <w:t>2026-03-17</w:t>
+              <w:t>—</w:t>
             </w:r>
           </w:p>
         </w:tc>
@@ -2919,7 +2919,7 @@
         </w:tc>
         <w:tc>
           <w:tcPr>
-            <w:tcW w:type="dxa" w:w="2592"/>
+            <w:tcW w:type="dxa" w:w="2448"/>
             <w:shd w:val="clear" w:color="auto" w:fill="F8F9FA"/>
             <w:tcBorders>
               <w:top w:val="single" w:sz="4" w:color="E9ECEF"/>
@@ -2946,7 +2946,7 @@
         </w:tc>
         <w:tc>
           <w:tcPr>
-            <w:tcW w:type="dxa" w:w="1872"/>
+            <w:tcW w:type="dxa" w:w="1728"/>
             <w:shd w:val="clear" w:color="auto" w:fill="F8F9FA"/>
             <w:tcBorders>
               <w:top w:val="single" w:sz="4" w:color="E9ECEF"/>
@@ -2973,7 +2973,7 @@
         </w:tc>
         <w:tc>
           <w:tcPr>
-            <w:tcW w:type="dxa" w:w="1872"/>
+            <w:tcW w:type="dxa" w:w="1728"/>
             <w:shd w:val="clear" w:color="auto" w:fill="F8F9FA"/>
             <w:tcBorders>
               <w:top w:val="single" w:sz="4" w:color="E9ECEF"/>
@@ -3049,7 +3049,7 @@
                 <w:color w:val="59595B"/>
                 <w:sz w:val="19"/>
               </w:rPr>
-              <w:t>2026-03-23</w:t>
+              <w:t>—</w:t>
             </w:r>
           </w:p>
         </w:tc>
@@ -3081,7 +3081,7 @@
         </w:tc>
         <w:tc>
           <w:tcPr>
-            <w:tcW w:type="dxa" w:w="2592"/>
+            <w:tcW w:type="dxa" w:w="2448"/>
             <w:tcBorders>
               <w:top w:val="single" w:sz="4" w:color="E9ECEF"/>
               <w:left w:val="single" w:sz="4" w:color="E9ECEF"/>
@@ -3107,7 +3107,7 @@
         </w:tc>
         <w:tc>
           <w:tcPr>
-            <w:tcW w:type="dxa" w:w="1872"/>
+            <w:tcW w:type="dxa" w:w="1728"/>
             <w:tcBorders>
               <w:top w:val="single" w:sz="4" w:color="E9ECEF"/>
               <w:left w:val="single" w:sz="4" w:color="E9ECEF"/>
@@ -3133,7 +3133,7 @@
         </w:tc>
         <w:tc>
           <w:tcPr>
-            <w:tcW w:type="dxa" w:w="1872"/>
+            <w:tcW w:type="dxa" w:w="1728"/>
             <w:tcBorders>
               <w:top w:val="single" w:sz="4" w:color="E9ECEF"/>
               <w:left w:val="single" w:sz="4" w:color="E9ECEF"/>
@@ -3208,7 +3208,7 @@
                 <w:color w:val="59595B"/>
                 <w:sz w:val="19"/>
               </w:rPr>
-              <w:t>2026-03-31</w:t>
+              <w:t>—</w:t>
             </w:r>
           </w:p>
         </w:tc>
@@ -3241,7 +3241,7 @@
         </w:tc>
         <w:tc>
           <w:tcPr>
-            <w:tcW w:type="dxa" w:w="2592"/>
+            <w:tcW w:type="dxa" w:w="2448"/>
             <w:shd w:val="clear" w:color="auto" w:fill="F8F9FA"/>
             <w:tcBorders>
               <w:top w:val="single" w:sz="4" w:color="E9ECEF"/>
@@ -3268,7 +3268,7 @@
         </w:tc>
         <w:tc>
           <w:tcPr>
-            <w:tcW w:type="dxa" w:w="1872"/>
+            <w:tcW w:type="dxa" w:w="1728"/>
             <w:shd w:val="clear" w:color="auto" w:fill="F8F9FA"/>
             <w:tcBorders>
               <w:top w:val="single" w:sz="4" w:color="E9ECEF"/>
@@ -3295,7 +3295,7 @@
         </w:tc>
         <w:tc>
           <w:tcPr>
-            <w:tcW w:type="dxa" w:w="1872"/>
+            <w:tcW w:type="dxa" w:w="1728"/>
             <w:shd w:val="clear" w:color="auto" w:fill="F8F9FA"/>
             <w:tcBorders>
               <w:top w:val="single" w:sz="4" w:color="E9ECEF"/>
@@ -3371,7 +3371,7 @@
                 <w:color w:val="59595B"/>
                 <w:sz w:val="19"/>
               </w:rPr>
-              <w:t>2026-03-24</w:t>
+              <w:t>—</w:t>
             </w:r>
           </w:p>
         </w:tc>
@@ -3403,7 +3403,7 @@
         </w:tc>
         <w:tc>
           <w:tcPr>
-            <w:tcW w:type="dxa" w:w="2592"/>
+            <w:tcW w:type="dxa" w:w="2448"/>
             <w:tcBorders>
               <w:top w:val="single" w:sz="4" w:color="E9ECEF"/>
               <w:left w:val="single" w:sz="4" w:color="E9ECEF"/>
@@ -3429,7 +3429,7 @@
         </w:tc>
         <w:tc>
           <w:tcPr>
-            <w:tcW w:type="dxa" w:w="1872"/>
+            <w:tcW w:type="dxa" w:w="1728"/>
             <w:tcBorders>
               <w:top w:val="single" w:sz="4" w:color="E9ECEF"/>
               <w:left w:val="single" w:sz="4" w:color="E9ECEF"/>
@@ -3455,7 +3455,7 @@
         </w:tc>
         <w:tc>
           <w:tcPr>
-            <w:tcW w:type="dxa" w:w="1872"/>
+            <w:tcW w:type="dxa" w:w="1728"/>
             <w:tcBorders>
               <w:top w:val="single" w:sz="4" w:color="E9ECEF"/>
               <w:left w:val="single" w:sz="4" w:color="E9ECEF"/>
@@ -3530,7 +3530,7 @@
                 <w:color w:val="59595B"/>
                 <w:sz w:val="19"/>
               </w:rPr>
-              <w:t>2026-03-24</w:t>
+              <w:t>—</w:t>
             </w:r>
           </w:p>
         </w:tc>
@@ -3563,7 +3563,7 @@
         </w:tc>
         <w:tc>
           <w:tcPr>
-            <w:tcW w:type="dxa" w:w="2592"/>
+            <w:tcW w:type="dxa" w:w="2448"/>
             <w:shd w:val="clear" w:color="auto" w:fill="F8F9FA"/>
             <w:tcBorders>
               <w:top w:val="single" w:sz="4" w:color="E9ECEF"/>
@@ -3590,7 +3590,7 @@
         </w:tc>
         <w:tc>
           <w:tcPr>
-            <w:tcW w:type="dxa" w:w="1872"/>
+            <w:tcW w:type="dxa" w:w="1728"/>
             <w:shd w:val="clear" w:color="auto" w:fill="F8F9FA"/>
             <w:tcBorders>
               <w:top w:val="single" w:sz="4" w:color="E9ECEF"/>
@@ -3617,7 +3617,7 @@
         </w:tc>
         <w:tc>
           <w:tcPr>
-            <w:tcW w:type="dxa" w:w="1872"/>
+            <w:tcW w:type="dxa" w:w="1728"/>
             <w:shd w:val="clear" w:color="auto" w:fill="F8F9FA"/>
             <w:tcBorders>
               <w:top w:val="single" w:sz="4" w:color="E9ECEF"/>
@@ -3693,7 +3693,7 @@
                 <w:color w:val="59595B"/>
                 <w:sz w:val="19"/>
               </w:rPr>
-              <w:t>2026-03-31</w:t>
+              <w:t>—</w:t>
             </w:r>
           </w:p>
         </w:tc>
@@ -3725,7 +3725,7 @@
         </w:tc>
         <w:tc>
           <w:tcPr>
-            <w:tcW w:type="dxa" w:w="2592"/>
+            <w:tcW w:type="dxa" w:w="2448"/>
             <w:tcBorders>
               <w:top w:val="single" w:sz="4" w:color="E9ECEF"/>
               <w:left w:val="single" w:sz="4" w:color="E9ECEF"/>
@@ -3751,7 +3751,7 @@
         </w:tc>
         <w:tc>
           <w:tcPr>
-            <w:tcW w:type="dxa" w:w="1872"/>
+            <w:tcW w:type="dxa" w:w="1728"/>
             <w:tcBorders>
               <w:top w:val="single" w:sz="4" w:color="E9ECEF"/>
               <w:left w:val="single" w:sz="4" w:color="E9ECEF"/>
@@ -3777,7 +3777,7 @@
         </w:tc>
         <w:tc>
           <w:tcPr>
-            <w:tcW w:type="dxa" w:w="1872"/>
+            <w:tcW w:type="dxa" w:w="1728"/>
             <w:tcBorders>
               <w:top w:val="single" w:sz="4" w:color="E9ECEF"/>
               <w:left w:val="single" w:sz="4" w:color="E9ECEF"/>
@@ -3852,7 +3852,7 @@
                 <w:color w:val="59595B"/>
                 <w:sz w:val="19"/>
               </w:rPr>
-              <w:t>2026-03-15</w:t>
+              <w:t>—</w:t>
             </w:r>
           </w:p>
         </w:tc>
@@ -3885,7 +3885,7 @@
         </w:tc>
         <w:tc>
           <w:tcPr>
-            <w:tcW w:type="dxa" w:w="2592"/>
+            <w:tcW w:type="dxa" w:w="2448"/>
             <w:shd w:val="clear" w:color="auto" w:fill="F8F9FA"/>
             <w:tcBorders>
               <w:top w:val="single" w:sz="4" w:color="E9ECEF"/>
@@ -3912,7 +3912,7 @@
         </w:tc>
         <w:tc>
           <w:tcPr>
-            <w:tcW w:type="dxa" w:w="1872"/>
+            <w:tcW w:type="dxa" w:w="1728"/>
             <w:shd w:val="clear" w:color="auto" w:fill="F8F9FA"/>
             <w:tcBorders>
               <w:top w:val="single" w:sz="4" w:color="E9ECEF"/>
@@ -3939,7 +3939,7 @@
         </w:tc>
         <w:tc>
           <w:tcPr>
-            <w:tcW w:type="dxa" w:w="1872"/>
+            <w:tcW w:type="dxa" w:w="1728"/>
             <w:shd w:val="clear" w:color="auto" w:fill="F8F9FA"/>
             <w:tcBorders>
               <w:top w:val="single" w:sz="4" w:color="E9ECEF"/>
@@ -4015,7 +4015,7 @@
                 <w:color w:val="59595B"/>
                 <w:sz w:val="19"/>
               </w:rPr>
-              <w:t>2026-03-30</w:t>
+              <w:t>—</w:t>
             </w:r>
           </w:p>
         </w:tc>
@@ -4047,7 +4047,7 @@
         </w:tc>
         <w:tc>
           <w:tcPr>
-            <w:tcW w:type="dxa" w:w="2592"/>
+            <w:tcW w:type="dxa" w:w="2448"/>
             <w:tcBorders>
               <w:top w:val="single" w:sz="4" w:color="E9ECEF"/>
               <w:left w:val="single" w:sz="4" w:color="E9ECEF"/>
@@ -4073,7 +4073,7 @@
         </w:tc>
         <w:tc>
           <w:tcPr>
-            <w:tcW w:type="dxa" w:w="1872"/>
+            <w:tcW w:type="dxa" w:w="1728"/>
             <w:tcBorders>
               <w:top w:val="single" w:sz="4" w:color="E9ECEF"/>
               <w:left w:val="single" w:sz="4" w:color="E9ECEF"/>
@@ -4099,7 +4099,7 @@
         </w:tc>
         <w:tc>
           <w:tcPr>
-            <w:tcW w:type="dxa" w:w="1872"/>
+            <w:tcW w:type="dxa" w:w="1728"/>
             <w:tcBorders>
               <w:top w:val="single" w:sz="4" w:color="E9ECEF"/>
               <w:left w:val="single" w:sz="4" w:color="E9ECEF"/>
@@ -4174,7 +4174,7 @@
                 <w:color w:val="59595B"/>
                 <w:sz w:val="19"/>
               </w:rPr>
-              <w:t>2026-03-24</w:t>
+              <w:t>—</w:t>
             </w:r>
           </w:p>
         </w:tc>
@@ -4207,7 +4207,7 @@
         </w:tc>
         <w:tc>
           <w:tcPr>
-            <w:tcW w:type="dxa" w:w="2592"/>
+            <w:tcW w:type="dxa" w:w="2448"/>
             <w:shd w:val="clear" w:color="auto" w:fill="F8F9FA"/>
             <w:tcBorders>
               <w:top w:val="single" w:sz="4" w:color="E9ECEF"/>
@@ -4234,7 +4234,7 @@
         </w:tc>
         <w:tc>
           <w:tcPr>
-            <w:tcW w:type="dxa" w:w="1872"/>
+            <w:tcW w:type="dxa" w:w="1728"/>
             <w:shd w:val="clear" w:color="auto" w:fill="F8F9FA"/>
             <w:tcBorders>
               <w:top w:val="single" w:sz="4" w:color="E9ECEF"/>
@@ -4261,7 +4261,7 @@
         </w:tc>
         <w:tc>
           <w:tcPr>
-            <w:tcW w:type="dxa" w:w="1872"/>
+            <w:tcW w:type="dxa" w:w="1728"/>
             <w:shd w:val="clear" w:color="auto" w:fill="F8F9FA"/>
             <w:tcBorders>
               <w:top w:val="single" w:sz="4" w:color="E9ECEF"/>
@@ -4337,7 +4337,7 @@
                 <w:color w:val="59595B"/>
                 <w:sz w:val="19"/>
               </w:rPr>
-              <w:t>2026-03-24</w:t>
+              <w:t>—</w:t>
             </w:r>
           </w:p>
         </w:tc>
@@ -4369,7 +4369,7 @@
         </w:tc>
         <w:tc>
           <w:tcPr>
-            <w:tcW w:type="dxa" w:w="2592"/>
+            <w:tcW w:type="dxa" w:w="2448"/>
             <w:tcBorders>
               <w:top w:val="single" w:sz="4" w:color="E9ECEF"/>
               <w:left w:val="single" w:sz="4" w:color="E9ECEF"/>
@@ -4395,7 +4395,7 @@
         </w:tc>
         <w:tc>
           <w:tcPr>
-            <w:tcW w:type="dxa" w:w="1872"/>
+            <w:tcW w:type="dxa" w:w="1728"/>
             <w:tcBorders>
               <w:top w:val="single" w:sz="4" w:color="E9ECEF"/>
               <w:left w:val="single" w:sz="4" w:color="E9ECEF"/>
@@ -4421,7 +4421,7 @@
         </w:tc>
         <w:tc>
           <w:tcPr>
-            <w:tcW w:type="dxa" w:w="1872"/>
+            <w:tcW w:type="dxa" w:w="1728"/>
             <w:tcBorders>
               <w:top w:val="single" w:sz="4" w:color="E9ECEF"/>
               <w:left w:val="single" w:sz="4" w:color="E9ECEF"/>
@@ -4496,7 +4496,7 @@
                 <w:color w:val="59595B"/>
                 <w:sz w:val="19"/>
               </w:rPr>
-              <w:t>2026-03-24</w:t>
+              <w:t>—</w:t>
             </w:r>
           </w:p>
         </w:tc>
@@ -4529,7 +4529,7 @@
         </w:tc>
         <w:tc>
           <w:tcPr>
-            <w:tcW w:type="dxa" w:w="2592"/>
+            <w:tcW w:type="dxa" w:w="2448"/>
             <w:shd w:val="clear" w:color="auto" w:fill="F8F9FA"/>
             <w:tcBorders>
               <w:top w:val="single" w:sz="4" w:color="E9ECEF"/>
@@ -4556,7 +4556,7 @@
         </w:tc>
         <w:tc>
           <w:tcPr>
-            <w:tcW w:type="dxa" w:w="1872"/>
+            <w:tcW w:type="dxa" w:w="1728"/>
             <w:shd w:val="clear" w:color="auto" w:fill="F8F9FA"/>
             <w:tcBorders>
               <w:top w:val="single" w:sz="4" w:color="E9ECEF"/>
@@ -4583,7 +4583,7 @@
         </w:tc>
         <w:tc>
           <w:tcPr>
-            <w:tcW w:type="dxa" w:w="1872"/>
+            <w:tcW w:type="dxa" w:w="1728"/>
             <w:shd w:val="clear" w:color="auto" w:fill="F8F9FA"/>
             <w:tcBorders>
               <w:top w:val="single" w:sz="4" w:color="E9ECEF"/>
@@ -4659,7 +4659,7 @@
                 <w:color w:val="59595B"/>
                 <w:sz w:val="19"/>
               </w:rPr>
-              <w:t>2026-03-24</w:t>
+              <w:t>—</w:t>
             </w:r>
           </w:p>
         </w:tc>
@@ -4691,7 +4691,7 @@
         </w:tc>
         <w:tc>
           <w:tcPr>
-            <w:tcW w:type="dxa" w:w="2592"/>
+            <w:tcW w:type="dxa" w:w="2448"/>
             <w:tcBorders>
               <w:top w:val="single" w:sz="4" w:color="E9ECEF"/>
               <w:left w:val="single" w:sz="4" w:color="E9ECEF"/>
@@ -4717,7 +4717,7 @@
         </w:tc>
         <w:tc>
           <w:tcPr>
-            <w:tcW w:type="dxa" w:w="1872"/>
+            <w:tcW w:type="dxa" w:w="1728"/>
             <w:tcBorders>
               <w:top w:val="single" w:sz="4" w:color="E9ECEF"/>
               <w:left w:val="single" w:sz="4" w:color="E9ECEF"/>
@@ -4743,7 +4743,7 @@
         </w:tc>
         <w:tc>
           <w:tcPr>
-            <w:tcW w:type="dxa" w:w="1872"/>
+            <w:tcW w:type="dxa" w:w="1728"/>
             <w:tcBorders>
               <w:top w:val="single" w:sz="4" w:color="E9ECEF"/>
               <w:left w:val="single" w:sz="4" w:color="E9ECEF"/>
@@ -4818,7 +4818,7 @@
                 <w:color w:val="59595B"/>
                 <w:sz w:val="19"/>
               </w:rPr>
-              <w:t>2026-03-17</w:t>
+              <w:t>—</w:t>
             </w:r>
           </w:p>
         </w:tc>
@@ -4851,7 +4851,7 @@
         </w:tc>
         <w:tc>
           <w:tcPr>
-            <w:tcW w:type="dxa" w:w="2592"/>
+            <w:tcW w:type="dxa" w:w="2448"/>
             <w:shd w:val="clear" w:color="auto" w:fill="F8F9FA"/>
             <w:tcBorders>
               <w:top w:val="single" w:sz="4" w:color="E9ECEF"/>
@@ -4878,7 +4878,7 @@
         </w:tc>
         <w:tc>
           <w:tcPr>
-            <w:tcW w:type="dxa" w:w="1872"/>
+            <w:tcW w:type="dxa" w:w="1728"/>
             <w:shd w:val="clear" w:color="auto" w:fill="F8F9FA"/>
             <w:tcBorders>
               <w:top w:val="single" w:sz="4" w:color="E9ECEF"/>
@@ -4905,7 +4905,7 @@
         </w:tc>
         <w:tc>
           <w:tcPr>
-            <w:tcW w:type="dxa" w:w="1872"/>
+            <w:tcW w:type="dxa" w:w="1728"/>
             <w:shd w:val="clear" w:color="auto" w:fill="F8F9FA"/>
             <w:tcBorders>
               <w:top w:val="single" w:sz="4" w:color="E9ECEF"/>
@@ -4981,7 +4981,7 @@
                 <w:color w:val="59595B"/>
                 <w:sz w:val="19"/>
               </w:rPr>
-              <w:t>2026-03-16</w:t>
+              <w:t>—</w:t>
             </w:r>
           </w:p>
         </w:tc>
@@ -5013,7 +5013,7 @@
         </w:tc>
         <w:tc>
           <w:tcPr>
-            <w:tcW w:type="dxa" w:w="2592"/>
+            <w:tcW w:type="dxa" w:w="2448"/>
             <w:tcBorders>
               <w:top w:val="single" w:sz="4" w:color="E9ECEF"/>
               <w:left w:val="single" w:sz="4" w:color="E9ECEF"/>
@@ -5039,7 +5039,7 @@
         </w:tc>
         <w:tc>
           <w:tcPr>
-            <w:tcW w:type="dxa" w:w="1872"/>
+            <w:tcW w:type="dxa" w:w="1728"/>
             <w:tcBorders>
               <w:top w:val="single" w:sz="4" w:color="E9ECEF"/>
               <w:left w:val="single" w:sz="4" w:color="E9ECEF"/>
@@ -5065,7 +5065,7 @@
         </w:tc>
         <w:tc>
           <w:tcPr>
-            <w:tcW w:type="dxa" w:w="1872"/>
+            <w:tcW w:type="dxa" w:w="1728"/>
             <w:tcBorders>
               <w:top w:val="single" w:sz="4" w:color="E9ECEF"/>
               <w:left w:val="single" w:sz="4" w:color="E9ECEF"/>
@@ -5140,7 +5140,7 @@
                 <w:color w:val="59595B"/>
                 <w:sz w:val="19"/>
               </w:rPr>
-              <w:t>2026-03-20</w:t>
+              <w:t>—</w:t>
             </w:r>
           </w:p>
         </w:tc>
@@ -5173,7 +5173,7 @@
         </w:tc>
         <w:tc>
           <w:tcPr>
-            <w:tcW w:type="dxa" w:w="2592"/>
+            <w:tcW w:type="dxa" w:w="2448"/>
             <w:shd w:val="clear" w:color="auto" w:fill="F8F9FA"/>
             <w:tcBorders>
               <w:top w:val="single" w:sz="4" w:color="E9ECEF"/>
@@ -5200,7 +5200,7 @@
         </w:tc>
         <w:tc>
           <w:tcPr>
-            <w:tcW w:type="dxa" w:w="1872"/>
+            <w:tcW w:type="dxa" w:w="1728"/>
             <w:shd w:val="clear" w:color="auto" w:fill="F8F9FA"/>
             <w:tcBorders>
               <w:top w:val="single" w:sz="4" w:color="E9ECEF"/>
@@ -5227,7 +5227,7 @@
         </w:tc>
         <w:tc>
           <w:tcPr>
-            <w:tcW w:type="dxa" w:w="1872"/>
+            <w:tcW w:type="dxa" w:w="1728"/>
             <w:shd w:val="clear" w:color="auto" w:fill="F8F9FA"/>
             <w:tcBorders>
               <w:top w:val="single" w:sz="4" w:color="E9ECEF"/>
@@ -5303,7 +5303,7 @@
                 <w:color w:val="59595B"/>
                 <w:sz w:val="19"/>
               </w:rPr>
-              <w:t>2026-03-24</w:t>
+              <w:t>—</w:t>
             </w:r>
           </w:p>
         </w:tc>
@@ -5335,7 +5335,7 @@
         </w:tc>
         <w:tc>
           <w:tcPr>
-            <w:tcW w:type="dxa" w:w="2592"/>
+            <w:tcW w:type="dxa" w:w="2448"/>
             <w:tcBorders>
               <w:top w:val="single" w:sz="4" w:color="E9ECEF"/>
               <w:left w:val="single" w:sz="4" w:color="E9ECEF"/>
@@ -5361,7 +5361,7 @@
         </w:tc>
         <w:tc>
           <w:tcPr>
-            <w:tcW w:type="dxa" w:w="1872"/>
+            <w:tcW w:type="dxa" w:w="1728"/>
             <w:tcBorders>
               <w:top w:val="single" w:sz="4" w:color="E9ECEF"/>
               <w:left w:val="single" w:sz="4" w:color="E9ECEF"/>
@@ -5387,7 +5387,7 @@
         </w:tc>
         <w:tc>
           <w:tcPr>
-            <w:tcW w:type="dxa" w:w="1872"/>
+            <w:tcW w:type="dxa" w:w="1728"/>
             <w:tcBorders>
               <w:top w:val="single" w:sz="4" w:color="E9ECEF"/>
               <w:left w:val="single" w:sz="4" w:color="E9ECEF"/>
@@ -5462,7 +5462,7 @@
                 <w:color w:val="59595B"/>
                 <w:sz w:val="19"/>
               </w:rPr>
-              <w:t>2026-03-24</w:t>
+              <w:t>—</w:t>
             </w:r>
           </w:p>
         </w:tc>
@@ -5495,7 +5495,7 @@
         </w:tc>
         <w:tc>
           <w:tcPr>
-            <w:tcW w:type="dxa" w:w="2592"/>
+            <w:tcW w:type="dxa" w:w="2448"/>
             <w:shd w:val="clear" w:color="auto" w:fill="F8F9FA"/>
             <w:tcBorders>
               <w:top w:val="single" w:sz="4" w:color="E9ECEF"/>
@@ -5522,7 +5522,7 @@
         </w:tc>
         <w:tc>
           <w:tcPr>
-            <w:tcW w:type="dxa" w:w="1872"/>
+            <w:tcW w:type="dxa" w:w="1728"/>
             <w:shd w:val="clear" w:color="auto" w:fill="F8F9FA"/>
             <w:tcBorders>
               <w:top w:val="single" w:sz="4" w:color="E9ECEF"/>
@@ -5549,7 +5549,7 @@
         </w:tc>
         <w:tc>
           <w:tcPr>
-            <w:tcW w:type="dxa" w:w="1872"/>
+            <w:tcW w:type="dxa" w:w="1728"/>
             <w:shd w:val="clear" w:color="auto" w:fill="F8F9FA"/>
             <w:tcBorders>
               <w:top w:val="single" w:sz="4" w:color="E9ECEF"/>
@@ -5625,7 +5625,7 @@
                 <w:color w:val="59595B"/>
                 <w:sz w:val="19"/>
               </w:rPr>
-              <w:t>2026-03-30</w:t>
+              <w:t>—</w:t>
             </w:r>
           </w:p>
         </w:tc>
@@ -5657,7 +5657,7 @@
         </w:tc>
         <w:tc>
           <w:tcPr>
-            <w:tcW w:type="dxa" w:w="2592"/>
+            <w:tcW w:type="dxa" w:w="2448"/>
             <w:tcBorders>
               <w:top w:val="single" w:sz="4" w:color="E9ECEF"/>
               <w:left w:val="single" w:sz="4" w:color="E9ECEF"/>
@@ -5683,7 +5683,7 @@
         </w:tc>
         <w:tc>
           <w:tcPr>
-            <w:tcW w:type="dxa" w:w="1872"/>
+            <w:tcW w:type="dxa" w:w="1728"/>
             <w:tcBorders>
               <w:top w:val="single" w:sz="4" w:color="E9ECEF"/>
               <w:left w:val="single" w:sz="4" w:color="E9ECEF"/>
@@ -5709,7 +5709,7 @@
         </w:tc>
         <w:tc>
           <w:tcPr>
-            <w:tcW w:type="dxa" w:w="1872"/>
+            <w:tcW w:type="dxa" w:w="1728"/>
             <w:tcBorders>
               <w:top w:val="single" w:sz="4" w:color="E9ECEF"/>
               <w:left w:val="single" w:sz="4" w:color="E9ECEF"/>
@@ -5784,7 +5784,7 @@
                 <w:color w:val="59595B"/>
                 <w:sz w:val="19"/>
               </w:rPr>
-              <w:t>2026-03-24</w:t>
+              <w:t>—</w:t>
             </w:r>
           </w:p>
         </w:tc>
@@ -5817,7 +5817,7 @@
         </w:tc>
         <w:tc>
           <w:tcPr>
-            <w:tcW w:type="dxa" w:w="2592"/>
+            <w:tcW w:type="dxa" w:w="2448"/>
             <w:shd w:val="clear" w:color="auto" w:fill="F8F9FA"/>
             <w:tcBorders>
               <w:top w:val="single" w:sz="4" w:color="E9ECEF"/>
@@ -5844,7 +5844,7 @@
         </w:tc>
         <w:tc>
           <w:tcPr>
-            <w:tcW w:type="dxa" w:w="1872"/>
+            <w:tcW w:type="dxa" w:w="1728"/>
             <w:shd w:val="clear" w:color="auto" w:fill="F8F9FA"/>
             <w:tcBorders>
               <w:top w:val="single" w:sz="4" w:color="E9ECEF"/>
@@ -5871,7 +5871,7 @@
         </w:tc>
         <w:tc>
           <w:tcPr>
-            <w:tcW w:type="dxa" w:w="1872"/>
+            <w:tcW w:type="dxa" w:w="1728"/>
             <w:shd w:val="clear" w:color="auto" w:fill="F8F9FA"/>
             <w:tcBorders>
               <w:top w:val="single" w:sz="4" w:color="E9ECEF"/>
@@ -5947,7 +5947,7 @@
                 <w:color w:val="59595B"/>
                 <w:sz w:val="19"/>
               </w:rPr>
-              <w:t>2026-03-30</w:t>
+              <w:t>—</w:t>
             </w:r>
           </w:p>
         </w:tc>
@@ -5979,7 +5979,7 @@
         </w:tc>
         <w:tc>
           <w:tcPr>
-            <w:tcW w:type="dxa" w:w="2592"/>
+            <w:tcW w:type="dxa" w:w="2448"/>
             <w:tcBorders>
               <w:top w:val="single" w:sz="4" w:color="E9ECEF"/>
               <w:left w:val="single" w:sz="4" w:color="E9ECEF"/>
@@ -6005,7 +6005,7 @@
         </w:tc>
         <w:tc>
           <w:tcPr>
-            <w:tcW w:type="dxa" w:w="1872"/>
+            <w:tcW w:type="dxa" w:w="1728"/>
             <w:tcBorders>
               <w:top w:val="single" w:sz="4" w:color="E9ECEF"/>
               <w:left w:val="single" w:sz="4" w:color="E9ECEF"/>
@@ -6031,7 +6031,7 @@
         </w:tc>
         <w:tc>
           <w:tcPr>
-            <w:tcW w:type="dxa" w:w="1872"/>
+            <w:tcW w:type="dxa" w:w="1728"/>
             <w:tcBorders>
               <w:top w:val="single" w:sz="4" w:color="E9ECEF"/>
               <w:left w:val="single" w:sz="4" w:color="E9ECEF"/>
@@ -6106,7 +6106,7 @@
                 <w:color w:val="59595B"/>
                 <w:sz w:val="19"/>
               </w:rPr>
-              <w:t>2026-03-30</w:t>
+              <w:t>—</w:t>
             </w:r>
           </w:p>
         </w:tc>
@@ -6139,7 +6139,7 @@
         </w:tc>
         <w:tc>
           <w:tcPr>
-            <w:tcW w:type="dxa" w:w="2592"/>
+            <w:tcW w:type="dxa" w:w="2448"/>
             <w:shd w:val="clear" w:color="auto" w:fill="F8F9FA"/>
             <w:tcBorders>
               <w:top w:val="single" w:sz="4" w:color="E9ECEF"/>
@@ -6166,7 +6166,7 @@
         </w:tc>
         <w:tc>
           <w:tcPr>
-            <w:tcW w:type="dxa" w:w="1872"/>
+            <w:tcW w:type="dxa" w:w="1728"/>
             <w:shd w:val="clear" w:color="auto" w:fill="F8F9FA"/>
             <w:tcBorders>
               <w:top w:val="single" w:sz="4" w:color="E9ECEF"/>
@@ -6193,7 +6193,7 @@
         </w:tc>
         <w:tc>
           <w:tcPr>
-            <w:tcW w:type="dxa" w:w="1872"/>
+            <w:tcW w:type="dxa" w:w="1728"/>
             <w:shd w:val="clear" w:color="auto" w:fill="F8F9FA"/>
             <w:tcBorders>
               <w:top w:val="single" w:sz="4" w:color="E9ECEF"/>
@@ -6269,7 +6269,7 @@
                 <w:color w:val="59595B"/>
                 <w:sz w:val="19"/>
               </w:rPr>
-              <w:t>2026-03-20</w:t>
+              <w:t>—</w:t>
             </w:r>
           </w:p>
         </w:tc>
@@ -6301,7 +6301,7 @@
         </w:tc>
         <w:tc>
           <w:tcPr>
-            <w:tcW w:type="dxa" w:w="2592"/>
+            <w:tcW w:type="dxa" w:w="2448"/>
             <w:tcBorders>
               <w:top w:val="single" w:sz="4" w:color="E9ECEF"/>
               <w:left w:val="single" w:sz="4" w:color="E9ECEF"/>
@@ -6327,7 +6327,7 @@
         </w:tc>
         <w:tc>
           <w:tcPr>
-            <w:tcW w:type="dxa" w:w="1872"/>
+            <w:tcW w:type="dxa" w:w="1728"/>
             <w:tcBorders>
               <w:top w:val="single" w:sz="4" w:color="E9ECEF"/>
               <w:left w:val="single" w:sz="4" w:color="E9ECEF"/>
@@ -6353,7 +6353,7 @@
         </w:tc>
         <w:tc>
           <w:tcPr>
-            <w:tcW w:type="dxa" w:w="1872"/>
+            <w:tcW w:type="dxa" w:w="1728"/>
             <w:tcBorders>
               <w:top w:val="single" w:sz="4" w:color="E9ECEF"/>
               <w:left w:val="single" w:sz="4" w:color="E9ECEF"/>
@@ -6428,7 +6428,7 @@
                 <w:color w:val="59595B"/>
                 <w:sz w:val="19"/>
               </w:rPr>
-              <w:t>2026-03-31</w:t>
+              <w:t>—</w:t>
             </w:r>
           </w:p>
         </w:tc>
@@ -6461,7 +6461,7 @@
         </w:tc>
         <w:tc>
           <w:tcPr>
-            <w:tcW w:type="dxa" w:w="2592"/>
+            <w:tcW w:type="dxa" w:w="2448"/>
             <w:shd w:val="clear" w:color="auto" w:fill="F8F9FA"/>
             <w:tcBorders>
               <w:top w:val="single" w:sz="4" w:color="E9ECEF"/>
@@ -6488,7 +6488,7 @@
         </w:tc>
         <w:tc>
           <w:tcPr>
-            <w:tcW w:type="dxa" w:w="1872"/>
+            <w:tcW w:type="dxa" w:w="1728"/>
             <w:shd w:val="clear" w:color="auto" w:fill="F8F9FA"/>
             <w:tcBorders>
               <w:top w:val="single" w:sz="4" w:color="E9ECEF"/>
@@ -6515,7 +6515,7 @@
         </w:tc>
         <w:tc>
           <w:tcPr>
-            <w:tcW w:type="dxa" w:w="1872"/>
+            <w:tcW w:type="dxa" w:w="1728"/>
             <w:shd w:val="clear" w:color="auto" w:fill="F8F9FA"/>
             <w:tcBorders>
               <w:top w:val="single" w:sz="4" w:color="E9ECEF"/>
@@ -6591,7 +6591,7 @@
                 <w:color w:val="59595B"/>
                 <w:sz w:val="19"/>
               </w:rPr>
-              <w:t>2026-03-20</w:t>
+              <w:t>—</w:t>
             </w:r>
           </w:p>
         </w:tc>
@@ -6623,7 +6623,7 @@
         </w:tc>
         <w:tc>
           <w:tcPr>
-            <w:tcW w:type="dxa" w:w="2592"/>
+            <w:tcW w:type="dxa" w:w="2448"/>
             <w:tcBorders>
               <w:top w:val="single" w:sz="4" w:color="E9ECEF"/>
               <w:left w:val="single" w:sz="4" w:color="E9ECEF"/>
@@ -6649,7 +6649,7 @@
         </w:tc>
         <w:tc>
           <w:tcPr>
-            <w:tcW w:type="dxa" w:w="1872"/>
+            <w:tcW w:type="dxa" w:w="1728"/>
             <w:tcBorders>
               <w:top w:val="single" w:sz="4" w:color="E9ECEF"/>
               <w:left w:val="single" w:sz="4" w:color="E9ECEF"/>
@@ -6675,7 +6675,7 @@
         </w:tc>
         <w:tc>
           <w:tcPr>
-            <w:tcW w:type="dxa" w:w="1872"/>
+            <w:tcW w:type="dxa" w:w="1728"/>
             <w:tcBorders>
               <w:top w:val="single" w:sz="4" w:color="E9ECEF"/>
               <w:left w:val="single" w:sz="4" w:color="E9ECEF"/>
@@ -6750,7 +6750,7 @@
                 <w:color w:val="59595B"/>
                 <w:sz w:val="19"/>
               </w:rPr>
-              <w:t>2026-03-16</w:t>
+              <w:t>—</w:t>
             </w:r>
           </w:p>
         </w:tc>
@@ -6783,7 +6783,7 @@
         </w:tc>
         <w:tc>
           <w:tcPr>
-            <w:tcW w:type="dxa" w:w="2592"/>
+            <w:tcW w:type="dxa" w:w="2448"/>
             <w:shd w:val="clear" w:color="auto" w:fill="F8F9FA"/>
             <w:tcBorders>
               <w:top w:val="single" w:sz="4" w:color="E9ECEF"/>
@@ -6810,7 +6810,7 @@
         </w:tc>
         <w:tc>
           <w:tcPr>
-            <w:tcW w:type="dxa" w:w="1872"/>
+            <w:tcW w:type="dxa" w:w="1728"/>
             <w:shd w:val="clear" w:color="auto" w:fill="F8F9FA"/>
             <w:tcBorders>
               <w:top w:val="single" w:sz="4" w:color="E9ECEF"/>
@@ -6837,7 +6837,7 @@
         </w:tc>
         <w:tc>
           <w:tcPr>
-            <w:tcW w:type="dxa" w:w="1872"/>
+            <w:tcW w:type="dxa" w:w="1728"/>
             <w:shd w:val="clear" w:color="auto" w:fill="F8F9FA"/>
             <w:tcBorders>
               <w:top w:val="single" w:sz="4" w:color="E9ECEF"/>
@@ -6913,7 +6913,7 @@
                 <w:color w:val="59595B"/>
                 <w:sz w:val="19"/>
               </w:rPr>
-              <w:t>2026-03-17</w:t>
+              <w:t>—</w:t>
             </w:r>
           </w:p>
         </w:tc>
@@ -6945,7 +6945,7 @@
         </w:tc>
         <w:tc>
           <w:tcPr>
-            <w:tcW w:type="dxa" w:w="2592"/>
+            <w:tcW w:type="dxa" w:w="2448"/>
             <w:tcBorders>
               <w:top w:val="single" w:sz="4" w:color="E9ECEF"/>
               <w:left w:val="single" w:sz="4" w:color="E9ECEF"/>
@@ -6971,7 +6971,7 @@
         </w:tc>
         <w:tc>
           <w:tcPr>
-            <w:tcW w:type="dxa" w:w="1872"/>
+            <w:tcW w:type="dxa" w:w="1728"/>
             <w:tcBorders>
               <w:top w:val="single" w:sz="4" w:color="E9ECEF"/>
               <w:left w:val="single" w:sz="4" w:color="E9ECEF"/>
@@ -6997,7 +6997,7 @@
         </w:tc>
         <w:tc>
           <w:tcPr>
-            <w:tcW w:type="dxa" w:w="1872"/>
+            <w:tcW w:type="dxa" w:w="1728"/>
             <w:tcBorders>
               <w:top w:val="single" w:sz="4" w:color="E9ECEF"/>
               <w:left w:val="single" w:sz="4" w:color="E9ECEF"/>
@@ -7072,7 +7072,7 @@
                 <w:color w:val="59595B"/>
                 <w:sz w:val="19"/>
               </w:rPr>
-              <w:t>2026-03-23</w:t>
+              <w:t>—</w:t>
             </w:r>
           </w:p>
         </w:tc>
@@ -7105,7 +7105,7 @@
         </w:tc>
         <w:tc>
           <w:tcPr>
-            <w:tcW w:type="dxa" w:w="2592"/>
+            <w:tcW w:type="dxa" w:w="2448"/>
             <w:shd w:val="clear" w:color="auto" w:fill="F8F9FA"/>
             <w:tcBorders>
               <w:top w:val="single" w:sz="4" w:color="E9ECEF"/>
@@ -7132,7 +7132,7 @@
         </w:tc>
         <w:tc>
           <w:tcPr>
-            <w:tcW w:type="dxa" w:w="1872"/>
+            <w:tcW w:type="dxa" w:w="1728"/>
             <w:shd w:val="clear" w:color="auto" w:fill="F8F9FA"/>
             <w:tcBorders>
               <w:top w:val="single" w:sz="4" w:color="E9ECEF"/>
@@ -7159,7 +7159,7 @@
         </w:tc>
         <w:tc>
           <w:tcPr>
-            <w:tcW w:type="dxa" w:w="1872"/>
+            <w:tcW w:type="dxa" w:w="1728"/>
             <w:shd w:val="clear" w:color="auto" w:fill="F8F9FA"/>
             <w:tcBorders>
               <w:top w:val="single" w:sz="4" w:color="E9ECEF"/>
@@ -7235,7 +7235,7 @@
                 <w:color w:val="59595B"/>
                 <w:sz w:val="19"/>
               </w:rPr>
-              <w:t>2026-03-15</w:t>
+              <w:t>—</w:t>
             </w:r>
           </w:p>
         </w:tc>
@@ -7267,7 +7267,7 @@
         </w:tc>
         <w:tc>
           <w:tcPr>
-            <w:tcW w:type="dxa" w:w="2592"/>
+            <w:tcW w:type="dxa" w:w="2448"/>
             <w:tcBorders>
               <w:top w:val="single" w:sz="4" w:color="E9ECEF"/>
               <w:left w:val="single" w:sz="4" w:color="E9ECEF"/>
@@ -7293,7 +7293,7 @@
         </w:tc>
         <w:tc>
           <w:tcPr>
-            <w:tcW w:type="dxa" w:w="1872"/>
+            <w:tcW w:type="dxa" w:w="1728"/>
             <w:tcBorders>
               <w:top w:val="single" w:sz="4" w:color="E9ECEF"/>
               <w:left w:val="single" w:sz="4" w:color="E9ECEF"/>
@@ -7319,7 +7319,7 @@
         </w:tc>
         <w:tc>
           <w:tcPr>
-            <w:tcW w:type="dxa" w:w="1872"/>
+            <w:tcW w:type="dxa" w:w="1728"/>
             <w:tcBorders>
               <w:top w:val="single" w:sz="4" w:color="E9ECEF"/>
               <w:left w:val="single" w:sz="4" w:color="E9ECEF"/>
@@ -7394,7 +7394,7 @@
                 <w:color w:val="59595B"/>
                 <w:sz w:val="19"/>
               </w:rPr>
-              <w:t>2026-03-17</w:t>
+              <w:t>—</w:t>
             </w:r>
           </w:p>
         </w:tc>
@@ -7427,7 +7427,7 @@
         </w:tc>
         <w:tc>
           <w:tcPr>
-            <w:tcW w:type="dxa" w:w="2592"/>
+            <w:tcW w:type="dxa" w:w="2448"/>
             <w:shd w:val="clear" w:color="auto" w:fill="F8F9FA"/>
             <w:tcBorders>
               <w:top w:val="single" w:sz="4" w:color="E9ECEF"/>
@@ -7454,7 +7454,7 @@
         </w:tc>
         <w:tc>
           <w:tcPr>
-            <w:tcW w:type="dxa" w:w="1872"/>
+            <w:tcW w:type="dxa" w:w="1728"/>
             <w:shd w:val="clear" w:color="auto" w:fill="F8F9FA"/>
             <w:tcBorders>
               <w:top w:val="single" w:sz="4" w:color="E9ECEF"/>
@@ -7481,7 +7481,7 @@
         </w:tc>
         <w:tc>
           <w:tcPr>
-            <w:tcW w:type="dxa" w:w="1872"/>
+            <w:tcW w:type="dxa" w:w="1728"/>
             <w:shd w:val="clear" w:color="auto" w:fill="F8F9FA"/>
             <w:tcBorders>
               <w:top w:val="single" w:sz="4" w:color="E9ECEF"/>
@@ -7557,7 +7557,7 @@
                 <w:color w:val="59595B"/>
                 <w:sz w:val="19"/>
               </w:rPr>
-              <w:t>2026-03-24</w:t>
+              <w:t>—</w:t>
             </w:r>
           </w:p>
         </w:tc>
@@ -7589,7 +7589,7 @@
         </w:tc>
         <w:tc>
           <w:tcPr>
-            <w:tcW w:type="dxa" w:w="2592"/>
+            <w:tcW w:type="dxa" w:w="2448"/>
             <w:tcBorders>
               <w:top w:val="single" w:sz="4" w:color="E9ECEF"/>
               <w:left w:val="single" w:sz="4" w:color="E9ECEF"/>
@@ -7615,7 +7615,7 @@
         </w:tc>
         <w:tc>
           <w:tcPr>
-            <w:tcW w:type="dxa" w:w="1872"/>
+            <w:tcW w:type="dxa" w:w="1728"/>
             <w:tcBorders>
               <w:top w:val="single" w:sz="4" w:color="E9ECEF"/>
               <w:left w:val="single" w:sz="4" w:color="E9ECEF"/>
@@ -7641,7 +7641,7 @@
         </w:tc>
         <w:tc>
           <w:tcPr>
-            <w:tcW w:type="dxa" w:w="1872"/>
+            <w:tcW w:type="dxa" w:w="1728"/>
             <w:tcBorders>
               <w:top w:val="single" w:sz="4" w:color="E9ECEF"/>
               <w:left w:val="single" w:sz="4" w:color="E9ECEF"/>
@@ -7716,7 +7716,7 @@
                 <w:color w:val="59595B"/>
                 <w:sz w:val="19"/>
               </w:rPr>
-              <w:t>2026-03-18</w:t>
+              <w:t>—</w:t>
             </w:r>
           </w:p>
         </w:tc>
@@ -7749,7 +7749,7 @@
         </w:tc>
         <w:tc>
           <w:tcPr>
-            <w:tcW w:type="dxa" w:w="2592"/>
+            <w:tcW w:type="dxa" w:w="2448"/>
             <w:shd w:val="clear" w:color="auto" w:fill="F8F9FA"/>
             <w:tcBorders>
               <w:top w:val="single" w:sz="4" w:color="E9ECEF"/>
@@ -7776,7 +7776,7 @@
         </w:tc>
         <w:tc>
           <w:tcPr>
-            <w:tcW w:type="dxa" w:w="1872"/>
+            <w:tcW w:type="dxa" w:w="1728"/>
             <w:shd w:val="clear" w:color="auto" w:fill="F8F9FA"/>
             <w:tcBorders>
               <w:top w:val="single" w:sz="4" w:color="E9ECEF"/>
@@ -7803,7 +7803,7 @@
         </w:tc>
         <w:tc>
           <w:tcPr>
-            <w:tcW w:type="dxa" w:w="1872"/>
+            <w:tcW w:type="dxa" w:w="1728"/>
             <w:shd w:val="clear" w:color="auto" w:fill="F8F9FA"/>
             <w:tcBorders>
               <w:top w:val="single" w:sz="4" w:color="E9ECEF"/>
@@ -7879,7 +7879,7 @@
                 <w:color w:val="59595B"/>
                 <w:sz w:val="19"/>
               </w:rPr>
-              <w:t>2026-03-18</w:t>
+              <w:t>—</w:t>
             </w:r>
           </w:p>
         </w:tc>
@@ -7911,7 +7911,7 @@
         </w:tc>
         <w:tc>
           <w:tcPr>
-            <w:tcW w:type="dxa" w:w="2592"/>
+            <w:tcW w:type="dxa" w:w="2448"/>
             <w:tcBorders>
               <w:top w:val="single" w:sz="4" w:color="E9ECEF"/>
               <w:left w:val="single" w:sz="4" w:color="E9ECEF"/>
@@ -7937,7 +7937,7 @@
         </w:tc>
         <w:tc>
           <w:tcPr>
-            <w:tcW w:type="dxa" w:w="1872"/>
+            <w:tcW w:type="dxa" w:w="1728"/>
             <w:tcBorders>
               <w:top w:val="single" w:sz="4" w:color="E9ECEF"/>
               <w:left w:val="single" w:sz="4" w:color="E9ECEF"/>
@@ -7963,7 +7963,7 @@
         </w:tc>
         <w:tc>
           <w:tcPr>
-            <w:tcW w:type="dxa" w:w="1872"/>
+            <w:tcW w:type="dxa" w:w="1728"/>
             <w:tcBorders>
               <w:top w:val="single" w:sz="4" w:color="E9ECEF"/>
               <w:left w:val="single" w:sz="4" w:color="E9ECEF"/>
@@ -8038,7 +8038,7 @@
                 <w:color w:val="59595B"/>
                 <w:sz w:val="19"/>
               </w:rPr>
-              <w:t>2026-03-16</w:t>
+              <w:t>—</w:t>
             </w:r>
           </w:p>
         </w:tc>
@@ -8071,7 +8071,7 @@
         </w:tc>
         <w:tc>
           <w:tcPr>
-            <w:tcW w:type="dxa" w:w="2592"/>
+            <w:tcW w:type="dxa" w:w="2448"/>
             <w:shd w:val="clear" w:color="auto" w:fill="F8F9FA"/>
             <w:tcBorders>
               <w:top w:val="single" w:sz="4" w:color="E9ECEF"/>
@@ -8098,7 +8098,7 @@
         </w:tc>
         <w:tc>
           <w:tcPr>
-            <w:tcW w:type="dxa" w:w="1872"/>
+            <w:tcW w:type="dxa" w:w="1728"/>
             <w:shd w:val="clear" w:color="auto" w:fill="F8F9FA"/>
             <w:tcBorders>
               <w:top w:val="single" w:sz="4" w:color="E9ECEF"/>
@@ -8125,7 +8125,7 @@
         </w:tc>
         <w:tc>
           <w:tcPr>
-            <w:tcW w:type="dxa" w:w="1872"/>
+            <w:tcW w:type="dxa" w:w="1728"/>
             <w:shd w:val="clear" w:color="auto" w:fill="F8F9FA"/>
             <w:tcBorders>
               <w:top w:val="single" w:sz="4" w:color="E9ECEF"/>
@@ -8201,7 +8201,7 @@
                 <w:color w:val="59595B"/>
                 <w:sz w:val="19"/>
               </w:rPr>
-              <w:t>2026-03-17</w:t>
+              <w:t>—</w:t>
             </w:r>
           </w:p>
         </w:tc>
@@ -8233,7 +8233,7 @@
         </w:tc>
         <w:tc>
           <w:tcPr>
-            <w:tcW w:type="dxa" w:w="2592"/>
+            <w:tcW w:type="dxa" w:w="2448"/>
             <w:tcBorders>
               <w:top w:val="single" w:sz="4" w:color="E9ECEF"/>
               <w:left w:val="single" w:sz="4" w:color="E9ECEF"/>
@@ -8259,7 +8259,7 @@
         </w:tc>
         <w:tc>
           <w:tcPr>
-            <w:tcW w:type="dxa" w:w="1872"/>
+            <w:tcW w:type="dxa" w:w="1728"/>
             <w:tcBorders>
               <w:top w:val="single" w:sz="4" w:color="E9ECEF"/>
               <w:left w:val="single" w:sz="4" w:color="E9ECEF"/>
@@ -8285,7 +8285,7 @@
         </w:tc>
         <w:tc>
           <w:tcPr>
-            <w:tcW w:type="dxa" w:w="1872"/>
+            <w:tcW w:type="dxa" w:w="1728"/>
             <w:tcBorders>
               <w:top w:val="single" w:sz="4" w:color="E9ECEF"/>
               <w:left w:val="single" w:sz="4" w:color="E9ECEF"/>
@@ -8360,7 +8360,7 @@
                 <w:color w:val="59595B"/>
                 <w:sz w:val="19"/>
               </w:rPr>
-              <w:t>2026-03-23</w:t>
+              <w:t>—</w:t>
             </w:r>
           </w:p>
         </w:tc>
@@ -8393,7 +8393,7 @@
         </w:tc>
         <w:tc>
           <w:tcPr>
-            <w:tcW w:type="dxa" w:w="2592"/>
+            <w:tcW w:type="dxa" w:w="2448"/>
             <w:shd w:val="clear" w:color="auto" w:fill="F8F9FA"/>
             <w:tcBorders>
               <w:top w:val="single" w:sz="4" w:color="E9ECEF"/>
@@ -8420,7 +8420,7 @@
         </w:tc>
         <w:tc>
           <w:tcPr>
-            <w:tcW w:type="dxa" w:w="1872"/>
+            <w:tcW w:type="dxa" w:w="1728"/>
             <w:shd w:val="clear" w:color="auto" w:fill="F8F9FA"/>
             <w:tcBorders>
               <w:top w:val="single" w:sz="4" w:color="E9ECEF"/>
@@ -8447,7 +8447,7 @@
         </w:tc>
         <w:tc>
           <w:tcPr>
-            <w:tcW w:type="dxa" w:w="1872"/>
+            <w:tcW w:type="dxa" w:w="1728"/>
             <w:shd w:val="clear" w:color="auto" w:fill="F8F9FA"/>
             <w:tcBorders>
               <w:top w:val="single" w:sz="4" w:color="E9ECEF"/>
@@ -8523,7 +8523,7 @@
                 <w:color w:val="59595B"/>
                 <w:sz w:val="19"/>
               </w:rPr>
-              <w:t>2026-03-18</w:t>
+              <w:t>—</w:t>
             </w:r>
           </w:p>
         </w:tc>
@@ -8555,7 +8555,7 @@
         </w:tc>
         <w:tc>
           <w:tcPr>
-            <w:tcW w:type="dxa" w:w="2592"/>
+            <w:tcW w:type="dxa" w:w="2448"/>
             <w:tcBorders>
               <w:top w:val="single" w:sz="4" w:color="E9ECEF"/>
               <w:left w:val="single" w:sz="4" w:color="E9ECEF"/>
@@ -8581,7 +8581,7 @@
         </w:tc>
         <w:tc>
           <w:tcPr>
-            <w:tcW w:type="dxa" w:w="1872"/>
+            <w:tcW w:type="dxa" w:w="1728"/>
             <w:tcBorders>
               <w:top w:val="single" w:sz="4" w:color="E9ECEF"/>
               <w:left w:val="single" w:sz="4" w:color="E9ECEF"/>
@@ -8607,7 +8607,7 @@
         </w:tc>
         <w:tc>
           <w:tcPr>
-            <w:tcW w:type="dxa" w:w="1872"/>
+            <w:tcW w:type="dxa" w:w="1728"/>
             <w:tcBorders>
               <w:top w:val="single" w:sz="4" w:color="E9ECEF"/>
               <w:left w:val="single" w:sz="4" w:color="E9ECEF"/>
@@ -8682,7 +8682,7 @@
                 <w:color w:val="59595B"/>
                 <w:sz w:val="19"/>
               </w:rPr>
-              <w:t>2026-03-20</w:t>
+              <w:t>—</w:t>
             </w:r>
           </w:p>
         </w:tc>
@@ -8715,7 +8715,7 @@
         </w:tc>
         <w:tc>
           <w:tcPr>
-            <w:tcW w:type="dxa" w:w="2592"/>
+            <w:tcW w:type="dxa" w:w="2448"/>
             <w:shd w:val="clear" w:color="auto" w:fill="F8F9FA"/>
             <w:tcBorders>
               <w:top w:val="single" w:sz="4" w:color="E9ECEF"/>
@@ -8742,7 +8742,7 @@
         </w:tc>
         <w:tc>
           <w:tcPr>
-            <w:tcW w:type="dxa" w:w="1872"/>
+            <w:tcW w:type="dxa" w:w="1728"/>
             <w:shd w:val="clear" w:color="auto" w:fill="F8F9FA"/>
             <w:tcBorders>
               <w:top w:val="single" w:sz="4" w:color="E9ECEF"/>
@@ -8769,7 +8769,7 @@
         </w:tc>
         <w:tc>
           <w:tcPr>
-            <w:tcW w:type="dxa" w:w="1872"/>
+            <w:tcW w:type="dxa" w:w="1728"/>
             <w:shd w:val="clear" w:color="auto" w:fill="F8F9FA"/>
             <w:tcBorders>
               <w:top w:val="single" w:sz="4" w:color="E9ECEF"/>
@@ -8845,7 +8845,7 @@
                 <w:color w:val="59595B"/>
                 <w:sz w:val="19"/>
               </w:rPr>
-              <w:t>2026-03-23</w:t>
+              <w:t>—</w:t>
             </w:r>
           </w:p>
         </w:tc>
@@ -8877,7 +8877,7 @@
         </w:tc>
         <w:tc>
           <w:tcPr>
-            <w:tcW w:type="dxa" w:w="2592"/>
+            <w:tcW w:type="dxa" w:w="2448"/>
             <w:tcBorders>
               <w:top w:val="single" w:sz="4" w:color="E9ECEF"/>
               <w:left w:val="single" w:sz="4" w:color="E9ECEF"/>
@@ -8903,7 +8903,7 @@
         </w:tc>
         <w:tc>
           <w:tcPr>
-            <w:tcW w:type="dxa" w:w="1872"/>
+            <w:tcW w:type="dxa" w:w="1728"/>
             <w:tcBorders>
               <w:top w:val="single" w:sz="4" w:color="E9ECEF"/>
               <w:left w:val="single" w:sz="4" w:color="E9ECEF"/>
@@ -8929,7 +8929,7 @@
         </w:tc>
         <w:tc>
           <w:tcPr>
-            <w:tcW w:type="dxa" w:w="1872"/>
+            <w:tcW w:type="dxa" w:w="1728"/>
             <w:tcBorders>
               <w:top w:val="single" w:sz="4" w:color="E9ECEF"/>
               <w:left w:val="single" w:sz="4" w:color="E9ECEF"/>
@@ -9004,7 +9004,7 @@
                 <w:color w:val="59595B"/>
                 <w:sz w:val="19"/>
               </w:rPr>
-              <w:t>2026-03-24</w:t>
+              <w:t>—</w:t>
             </w:r>
           </w:p>
         </w:tc>
@@ -9037,7 +9037,7 @@
         </w:tc>
         <w:tc>
           <w:tcPr>
-            <w:tcW w:type="dxa" w:w="2592"/>
+            <w:tcW w:type="dxa" w:w="2448"/>
             <w:shd w:val="clear" w:color="auto" w:fill="F8F9FA"/>
             <w:tcBorders>
               <w:top w:val="single" w:sz="4" w:color="E9ECEF"/>
@@ -9064,7 +9064,7 @@
         </w:tc>
         <w:tc>
           <w:tcPr>
-            <w:tcW w:type="dxa" w:w="1872"/>
+            <w:tcW w:type="dxa" w:w="1728"/>
             <w:shd w:val="clear" w:color="auto" w:fill="F8F9FA"/>
             <w:tcBorders>
               <w:top w:val="single" w:sz="4" w:color="E9ECEF"/>
@@ -9091,7 +9091,7 @@
         </w:tc>
         <w:tc>
           <w:tcPr>
-            <w:tcW w:type="dxa" w:w="1872"/>
+            <w:tcW w:type="dxa" w:w="1728"/>
             <w:shd w:val="clear" w:color="auto" w:fill="F8F9FA"/>
             <w:tcBorders>
               <w:top w:val="single" w:sz="4" w:color="E9ECEF"/>
@@ -9157,7 +9157,7 @@
           <w:color w:val="59595B"/>
           <w:sz w:val="20"/>
         </w:rPr>
-        <w:t>Showing 40 of 78 alerts. Full list available on request.</w:t>
+        <w:t>Showing 40 of 78 alerts. Full list available on request — email support@technijian.com.</w:t>
       </w:r>
     </w:p>
     <w:p>
@@ -9402,6 +9402,78 @@
                 <w:color w:val="006DB6"/>
                 <w:sz w:val="28"/>
               </w:rPr>
+              <w:t xml:space="preserve">  Industry News &amp; Vendor Innovations</w:t>
+            </w:r>
+          </w:p>
+        </w:tc>
+      </w:tr>
+    </w:tbl>
+    <w:p>
+      <w:pPr>
+        <w:spacing w:after="160"/>
+      </w:pPr>
+      <w:r>
+        <w:rPr>
+          <w:rFonts w:ascii="Open Sans" w:hAnsi="Open Sans"/>
+          <w:b w:val="0"/>
+          <w:i w:val="0"/>
+          <w:color w:val="59595B"/>
+          <w:sz w:val="22"/>
+        </w:rPr>
+        <w:t>CrowdStrike announced no major platform changes this month. Routine detection-content updates and sensor improvements continued to roll out automatically. Technijian tracks CrowdStrike's release notes monthly so future updates land in this section as they're published.</w:t>
+      </w:r>
+    </w:p>
+    <w:p/>
+    <w:tbl>
+      <w:tblPr>
+        <w:tblW w:type="auto" w:w="0"/>
+        <w:tblLayout w:type="fixed"/>
+        <w:tblLook w:firstColumn="1" w:firstRow="1" w:lastColumn="0" w:lastRow="0" w:noHBand="0" w:noVBand="1" w:val="04A0"/>
+      </w:tblPr>
+      <w:tblGrid>
+        <w:gridCol w:w="94"/>
+        <w:gridCol w:w="8976"/>
+      </w:tblGrid>
+      <w:tr>
+        <w:tc>
+          <w:tcPr>
+            <w:tcW w:type="dxa" w:w="94"/>
+            <w:shd w:val="clear" w:color="auto" w:fill="006DB6"/>
+            <w:tcBorders>
+              <w:top w:val="nil"/>
+              <w:left w:val="nil"/>
+              <w:bottom w:val="nil"/>
+              <w:right w:val="nil"/>
+              <w:insideH w:val="nil"/>
+              <w:insideV w:val="nil"/>
+            </w:tcBorders>
+          </w:tcPr>
+          <w:p/>
+        </w:tc>
+        <w:tc>
+          <w:tcPr>
+            <w:tcW w:type="dxa" w:w="8976"/>
+            <w:tcBorders>
+              <w:top w:val="nil"/>
+              <w:left w:val="nil"/>
+              <w:bottom w:val="nil"/>
+              <w:right w:val="nil"/>
+              <w:insideH w:val="nil"/>
+              <w:insideV w:val="nil"/>
+            </w:tcBorders>
+          </w:tcPr>
+          <w:p>
+            <w:pPr>
+              <w:spacing w:before="80" w:after="80"/>
+            </w:pPr>
+            <w:r>
+              <w:rPr>
+                <w:rFonts w:ascii="Open Sans" w:hAnsi="Open Sans"/>
+                <w:b/>
+                <w:i w:val="0"/>
+                <w:color w:val="006DB6"/>
+                <w:sz w:val="28"/>
+              </w:rPr>
               <w:t xml:space="preserve">  Recommendations</w:t>
             </w:r>
           </w:p>
@@ -9596,7 +9668,7 @@
                 <w:color w:val="59595B"/>
                 <w:sz w:val="19"/>
               </w:rPr>
-              <w:t>2026-03-16</w:t>
+              <w:t>—</w:t>
             </w:r>
           </w:p>
         </w:tc>
@@ -9729,7 +9801,7 @@
                 <w:color w:val="59595B"/>
                 <w:sz w:val="19"/>
               </w:rPr>
-              <w:t>2026-03-17</w:t>
+              <w:t>—</w:t>
             </w:r>
           </w:p>
         </w:tc>
@@ -9865,7 +9937,7 @@
                 <w:color w:val="59595B"/>
                 <w:sz w:val="19"/>
               </w:rPr>
-              <w:t>2026-03-15</w:t>
+              <w:t>—</w:t>
             </w:r>
           </w:p>
         </w:tc>
@@ -9998,7 +10070,7 @@
                 <w:color w:val="59595B"/>
                 <w:sz w:val="19"/>
               </w:rPr>
-              <w:t>2026-03-18</w:t>
+              <w:t>—</w:t>
             </w:r>
           </w:p>
         </w:tc>
@@ -10134,7 +10206,7 @@
                 <w:color w:val="59595B"/>
                 <w:sz w:val="19"/>
               </w:rPr>
-              <w:t>2026-03-16</w:t>
+              <w:t>—</w:t>
             </w:r>
           </w:p>
         </w:tc>
@@ -10267,7 +10339,7 @@
                 <w:color w:val="59595B"/>
                 <w:sz w:val="19"/>
               </w:rPr>
-              <w:t>2026-03-17</w:t>
+              <w:t>—</w:t>
             </w:r>
           </w:p>
         </w:tc>
@@ -10403,7 +10475,7 @@
                 <w:color w:val="59595B"/>
                 <w:sz w:val="19"/>
               </w:rPr>
-              <w:t>2026-03-18</w:t>
+              <w:t>—</w:t>
             </w:r>
           </w:p>
         </w:tc>
@@ -10536,7 +10608,7 @@
                 <w:color w:val="59595B"/>
                 <w:sz w:val="19"/>
               </w:rPr>
-              <w:t>2026-03-17</w:t>
+              <w:t>—</w:t>
             </w:r>
           </w:p>
         </w:tc>
@@ -10672,7 +10744,7 @@
                 <w:color w:val="59595B"/>
                 <w:sz w:val="19"/>
               </w:rPr>
-              <w:t>2026-03-15</w:t>
+              <w:t>—</w:t>
             </w:r>
           </w:p>
         </w:tc>
@@ -10805,7 +10877,7 @@
                 <w:color w:val="59595B"/>
                 <w:sz w:val="19"/>
               </w:rPr>
-              <w:t>2026-03-17</w:t>
+              <w:t>—</w:t>
             </w:r>
           </w:p>
         </w:tc>
@@ -10941,7 +11013,7 @@
                 <w:color w:val="59595B"/>
                 <w:sz w:val="19"/>
               </w:rPr>
-              <w:t>2026-03-17</w:t>
+              <w:t>—</w:t>
             </w:r>
           </w:p>
         </w:tc>
@@ -11074,7 +11146,7 @@
                 <w:color w:val="59595B"/>
                 <w:sz w:val="19"/>
               </w:rPr>
-              <w:t>2026-03-17</w:t>
+              <w:t>—</w:t>
             </w:r>
           </w:p>
         </w:tc>
@@ -11210,7 +11282,7 @@
                 <w:color w:val="59595B"/>
                 <w:sz w:val="19"/>
               </w:rPr>
-              <w:t>2026-03-18</w:t>
+              <w:t>—</w:t>
             </w:r>
           </w:p>
         </w:tc>
@@ -11343,7 +11415,7 @@
                 <w:color w:val="59595B"/>
                 <w:sz w:val="19"/>
               </w:rPr>
-              <w:t>2026-03-10</w:t>
+              <w:t>—</w:t>
             </w:r>
           </w:p>
         </w:tc>
@@ -11479,7 +11551,7 @@
                 <w:color w:val="59595B"/>
                 <w:sz w:val="19"/>
               </w:rPr>
-              <w:t>2026-03-03</w:t>
+              <w:t>—</w:t>
             </w:r>
           </w:p>
         </w:tc>
@@ -11612,7 +11684,7 @@
                 <w:color w:val="59595B"/>
                 <w:sz w:val="19"/>
               </w:rPr>
-              <w:t>2026-03-10</w:t>
+              <w:t>—</w:t>
             </w:r>
           </w:p>
         </w:tc>
@@ -11748,7 +11820,7 @@
                 <w:color w:val="59595B"/>
                 <w:sz w:val="19"/>
               </w:rPr>
-              <w:t>2026-03-02</w:t>
+              <w:t>—</w:t>
             </w:r>
           </w:p>
         </w:tc>
@@ -11881,7 +11953,7 @@
                 <w:color w:val="59595B"/>
                 <w:sz w:val="19"/>
               </w:rPr>
-              <w:t>2026-03-03</w:t>
+              <w:t>—</w:t>
             </w:r>
           </w:p>
         </w:tc>
@@ -12017,7 +12089,7 @@
                 <w:color w:val="59595B"/>
                 <w:sz w:val="19"/>
               </w:rPr>
-              <w:t>2026-03-03</w:t>
+              <w:t>—</w:t>
             </w:r>
           </w:p>
         </w:tc>
@@ -12150,7 +12222,7 @@
                 <w:color w:val="59595B"/>
                 <w:sz w:val="19"/>
               </w:rPr>
-              <w:t>2026-03-02</w:t>
+              <w:t>—</w:t>
             </w:r>
           </w:p>
         </w:tc>
@@ -12276,7 +12348,7 @@
           <w:color w:val="59595B"/>
           <w:sz w:val="22"/>
         </w:rPr>
-        <w:t>Recommended action: work with your Technijian contact to review each open Critical/High alert, confirm no further attacker activity is present, and close or suppress confirmed false positives.</w:t>
+        <w:t>Recommended action: email support@technijian.com to review each open Critical/High alert with our team, confirm no further attacker activity is present, and close or suppress confirmed false positives.</w:t>
       </w:r>
     </w:p>
     <w:p/>
@@ -12307,7 +12379,184 @@
           <w:color w:val="59595B"/>
           <w:sz w:val="22"/>
         </w:rPr>
-        <w:t>The CrowdStrike daily pull scheduled task has not yet been registered on the Technijian monitoring workstation. Once registered, future reports will include full endpoint inventory with sensor version, OS distribution, and check-in age analysis. Contact your Technijian account manager to schedule this one-time setup step.</w:t>
+        <w:t>The CrowdStrike daily pull scheduled task has not yet been registered on the Technijian monitoring workstation. Once registered, future reports will include full endpoint inventory with sensor version, OS distribution, and check-in age analysis. Email support@technijian.com to schedule this one-time setup step.</w:t>
+      </w:r>
+    </w:p>
+    <w:p/>
+    <w:tbl>
+      <w:tblPr>
+        <w:tblW w:type="auto" w:w="0"/>
+        <w:tblLayout w:type="fixed"/>
+        <w:tblLook w:firstColumn="1" w:firstRow="1" w:lastColumn="0" w:lastRow="0" w:noHBand="0" w:noVBand="1" w:val="04A0"/>
+      </w:tblPr>
+      <w:tblGrid>
+        <w:gridCol w:w="94"/>
+        <w:gridCol w:w="8976"/>
+      </w:tblGrid>
+      <w:tr>
+        <w:tc>
+          <w:tcPr>
+            <w:tcW w:type="dxa" w:w="94"/>
+            <w:shd w:val="clear" w:color="auto" w:fill="006DB6"/>
+            <w:tcBorders>
+              <w:top w:val="nil"/>
+              <w:left w:val="nil"/>
+              <w:bottom w:val="nil"/>
+              <w:right w:val="nil"/>
+              <w:insideH w:val="nil"/>
+              <w:insideV w:val="nil"/>
+            </w:tcBorders>
+          </w:tcPr>
+          <w:p/>
+        </w:tc>
+        <w:tc>
+          <w:tcPr>
+            <w:tcW w:type="dxa" w:w="8976"/>
+            <w:tcBorders>
+              <w:top w:val="nil"/>
+              <w:left w:val="nil"/>
+              <w:bottom w:val="nil"/>
+              <w:right w:val="nil"/>
+              <w:insideH w:val="nil"/>
+              <w:insideV w:val="nil"/>
+            </w:tcBorders>
+          </w:tcPr>
+          <w:p>
+            <w:pPr>
+              <w:spacing w:before="80" w:after="80"/>
+            </w:pPr>
+            <w:r>
+              <w:rPr>
+                <w:rFonts w:ascii="Open Sans" w:hAnsi="Open Sans"/>
+                <w:b/>
+                <w:i w:val="0"/>
+                <w:color w:val="006DB6"/>
+                <w:sz w:val="28"/>
+              </w:rPr>
+              <w:t xml:space="preserve">  How This Protection Works</w:t>
+            </w:r>
+          </w:p>
+        </w:tc>
+      </w:tr>
+    </w:tbl>
+    <w:p>
+      <w:pPr>
+        <w:spacing w:after="160"/>
+      </w:pPr>
+      <w:r>
+        <w:rPr>
+          <w:rFonts w:ascii="Open Sans" w:hAnsi="Open Sans"/>
+          <w:b w:val="0"/>
+          <w:i w:val="0"/>
+          <w:color w:val="59595B"/>
+          <w:sz w:val="22"/>
+        </w:rPr>
+        <w:t>Your endpoints are protected by a layered security stack — CrowdStrike Falcon and Huntress working alongside each other — chosen and managed by Technijian as an MSP best-practice configuration. Here's what each piece does and why we run both.</w:t>
+      </w:r>
+    </w:p>
+    <w:p>
+      <w:pPr>
+        <w:spacing w:after="160"/>
+      </w:pPr>
+      <w:r>
+        <w:rPr>
+          <w:rFonts w:ascii="Open Sans" w:hAnsi="Open Sans"/>
+          <w:b/>
+          <w:i w:val="0"/>
+          <w:color w:val="1A1A2E"/>
+          <w:sz w:val="24"/>
+        </w:rPr>
+        <w:t>CrowdStrike Falcon: AI-driven EDR with the Falcon Overwatch SOC</w:t>
+      </w:r>
+    </w:p>
+    <w:p>
+      <w:pPr>
+        <w:spacing w:after="160"/>
+      </w:pPr>
+      <w:r>
+        <w:rPr>
+          <w:rFonts w:ascii="Open Sans" w:hAnsi="Open Sans"/>
+          <w:b w:val="0"/>
+          <w:i w:val="0"/>
+          <w:color w:val="59595B"/>
+          <w:sz w:val="22"/>
+        </w:rPr>
+        <w:t>CrowdStrike Falcon is the EDR (Endpoint Detection and Response) layer. Falcon's behavioral AI inspects every process, network connection, and file operation on your endpoints in real time and stops identified threats before they can execute. On top of the AI, CrowdStrike's Falcon Overwatch managed-threat-hunting team — the same elite NOC that protects Fortune 500s and government agencies — watches your environment 24×7 looking for the kind of slow, low-and-slow adversary tradecraft that automated detection alone can miss. Overwatch hunters reach out directly when they see something that needs immediate action.</w:t>
+      </w:r>
+    </w:p>
+    <w:p>
+      <w:pPr>
+        <w:spacing w:after="160"/>
+      </w:pPr>
+      <w:r>
+        <w:rPr>
+          <w:rFonts w:ascii="Open Sans" w:hAnsi="Open Sans"/>
+          <w:b/>
+          <w:i w:val="0"/>
+          <w:color w:val="1A1A2E"/>
+          <w:sz w:val="24"/>
+        </w:rPr>
+        <w:t>Huntress: managed detection &amp; response with a 24×7 SOC</w:t>
+      </w:r>
+    </w:p>
+    <w:p>
+      <w:pPr>
+        <w:spacing w:after="160"/>
+      </w:pPr>
+      <w:r>
+        <w:rPr>
+          <w:rFonts w:ascii="Open Sans" w:hAnsi="Open Sans"/>
+          <w:b w:val="0"/>
+          <w:i w:val="0"/>
+          <w:color w:val="59595B"/>
+          <w:sz w:val="22"/>
+        </w:rPr>
+        <w:t>Huntress runs its own Security Operations Center staffed with threat hunters who review every signal that fires on your endpoints around the clock — not just nights and weekends, but 24×7×365. When the Huntress agent flags suspicious behavior (persistence mechanisms, process injection, credential abuse, known-bad files), the activity is examined by Huntress threat hunters BEFORE it ever reaches Technijian. False positives are filtered out at the source so that what does reach our team is signal, not noise. When Huntress sees something that needs attention, they coordinate response with Technijian and provide guided remediation playbooks.</w:t>
+      </w:r>
+    </w:p>
+    <w:p>
+      <w:pPr>
+        <w:spacing w:after="160"/>
+      </w:pPr>
+      <w:r>
+        <w:rPr>
+          <w:rFonts w:ascii="Open Sans" w:hAnsi="Open Sans"/>
+          <w:b/>
+          <w:i w:val="0"/>
+          <w:color w:val="1A1A2E"/>
+          <w:sz w:val="24"/>
+        </w:rPr>
+        <w:t>Why both? Defense in depth.</w:t>
+      </w:r>
+    </w:p>
+    <w:p>
+      <w:pPr>
+        <w:spacing w:after="160"/>
+      </w:pPr>
+      <w:r>
+        <w:rPr>
+          <w:rFonts w:ascii="Open Sans" w:hAnsi="Open Sans"/>
+          <w:b w:val="0"/>
+          <w:i w:val="0"/>
+          <w:color w:val="59595B"/>
+          <w:sz w:val="22"/>
+        </w:rPr>
+        <w:t>CrowdStrike and Huntress are deliberately complementary. CrowdStrike's Falcon is industry-leading nation-state-grade EDR with the broadest telemetry collection and the most mature threat-intel feed in the market. Huntress is tuned for the SMB and mid-market threat landscape — phishing-driven footholds, persistence tradecraft, credential theft, and the kinds of attacks that target managed-service customers. They use different detection styles, different telemetry sources, and different threat-intelligence pipelines.</w:t>
+      </w:r>
+    </w:p>
+    <w:p>
+      <w:pPr>
+        <w:spacing w:after="160"/>
+      </w:pPr>
+      <w:r>
+        <w:rPr>
+          <w:rFonts w:ascii="Open Sans" w:hAnsi="Open Sans"/>
+          <w:b w:val="0"/>
+          <w:i w:val="0"/>
+          <w:color w:val="59595B"/>
+          <w:sz w:val="22"/>
+        </w:rPr>
+        <w:t>Running them together gives your endpoints two independent sets of expert eyes — CrowdStrike's Overwatch team and Huntress's SOC — both watching 24×7. If one platform misses something, the other is extremely likely to catch it. This redundant, layered approach is the configuration Technijian recommends as best-in-class endpoint protection for clients who can't afford a security incident.</w:t>
       </w:r>
     </w:p>
     <w:p/>

--- a/clients/alg/crowdstrike/monthly/2026-03/ALG-CrowdStrike-Activity-2026-03.docx
+++ b/clients/alg/crowdstrike/monthly/2026-03/ALG-CrowdStrike-Activity-2026-03.docx
@@ -12380,6 +12380,149 @@
           <w:sz w:val="22"/>
         </w:rPr>
         <w:t>The CrowdStrike daily pull scheduled task has not yet been registered on the Technijian monitoring workstation. Once registered, future reports will include full endpoint inventory with sensor version, OS distribution, and check-in age analysis. Email support@technijian.com to schedule this one-time setup step.</w:t>
+      </w:r>
+    </w:p>
+    <w:p/>
+    <w:tbl>
+      <w:tblPr>
+        <w:tblW w:type="auto" w:w="0"/>
+        <w:tblLayout w:type="fixed"/>
+        <w:tblLook w:firstColumn="1" w:firstRow="1" w:lastColumn="0" w:lastRow="0" w:noHBand="0" w:noVBand="1" w:val="04A0"/>
+      </w:tblPr>
+      <w:tblGrid>
+        <w:gridCol w:w="94"/>
+        <w:gridCol w:w="8976"/>
+      </w:tblGrid>
+      <w:tr>
+        <w:tc>
+          <w:tcPr>
+            <w:tcW w:type="dxa" w:w="94"/>
+            <w:shd w:val="clear" w:color="auto" w:fill="006DB6"/>
+            <w:tcBorders>
+              <w:top w:val="nil"/>
+              <w:left w:val="nil"/>
+              <w:bottom w:val="nil"/>
+              <w:right w:val="nil"/>
+              <w:insideH w:val="nil"/>
+              <w:insideV w:val="nil"/>
+            </w:tcBorders>
+          </w:tcPr>
+          <w:p/>
+        </w:tc>
+        <w:tc>
+          <w:tcPr>
+            <w:tcW w:type="dxa" w:w="8976"/>
+            <w:tcBorders>
+              <w:top w:val="nil"/>
+              <w:left w:val="nil"/>
+              <w:bottom w:val="nil"/>
+              <w:right w:val="nil"/>
+              <w:insideH w:val="nil"/>
+              <w:insideV w:val="nil"/>
+            </w:tcBorders>
+          </w:tcPr>
+          <w:p>
+            <w:pPr>
+              <w:spacing w:before="80" w:after="80"/>
+            </w:pPr>
+            <w:r>
+              <w:rPr>
+                <w:rFonts w:ascii="Open Sans" w:hAnsi="Open Sans"/>
+                <w:b/>
+                <w:i w:val="0"/>
+                <w:color w:val="006DB6"/>
+                <w:sz w:val="28"/>
+              </w:rPr>
+              <w:t xml:space="preserve">  Compliance Alignment</w:t>
+            </w:r>
+          </w:p>
+        </w:tc>
+      </w:tr>
+    </w:tbl>
+    <w:p>
+      <w:pPr>
+        <w:spacing w:after="160"/>
+      </w:pPr>
+      <w:r>
+        <w:rPr>
+          <w:rFonts w:ascii="Open Sans" w:hAnsi="Open Sans"/>
+          <w:b w:val="0"/>
+          <w:i w:val="0"/>
+          <w:color w:val="59595B"/>
+          <w:sz w:val="22"/>
+        </w:rPr>
+        <w:t>This client's industry classification is General Business. Based on that classification, the data Technijian's stack is helping protect is most likely characterized as: Customer / employee PII.</w:t>
+      </w:r>
+    </w:p>
+    <w:p>
+      <w:pPr>
+        <w:spacing w:after="160"/>
+      </w:pPr>
+      <w:r>
+        <w:rPr>
+          <w:rFonts w:ascii="Open Sans" w:hAnsi="Open Sans"/>
+          <w:b w:val="0"/>
+          <w:i w:val="0"/>
+          <w:color w:val="59595B"/>
+          <w:sz w:val="21"/>
+        </w:rPr>
+        <w:t>No clear industry signal in the client name — defaulting to general California business privacy law (CCPA) for any California-resident data the client processes. Tech can override the industry / compliance scope by editing this file.</w:t>
+      </w:r>
+    </w:p>
+    <w:p>
+      <w:pPr>
+        <w:spacing w:after="160"/>
+      </w:pPr>
+      <w:r>
+        <w:rPr>
+          <w:rFonts w:ascii="Open Sans" w:hAnsi="Open Sans"/>
+          <w:b/>
+          <w:i w:val="0"/>
+          <w:color w:val="1A1A2E"/>
+          <w:sz w:val="22"/>
+        </w:rPr>
+        <w:t>How Technijian's monitoring stack supports each framework:</w:t>
+      </w:r>
+    </w:p>
+    <w:p>
+      <w:pPr>
+        <w:pStyle w:val="ListBullet"/>
+        <w:spacing w:after="80"/>
+      </w:pPr>
+      <w:r>
+        <w:rPr>
+          <w:rFonts w:ascii="Open Sans" w:hAnsi="Open Sans"/>
+          <w:b/>
+          <w:i w:val="0"/>
+          <w:color w:val="1A1A2E"/>
+          <w:sz w:val="22"/>
+        </w:rPr>
+        <w:t xml:space="preserve">California CCPA: </w:t>
+      </w:r>
+      <w:r>
+        <w:rPr>
+          <w:rFonts w:ascii="Open Sans" w:hAnsi="Open Sans"/>
+          <w:b w:val="0"/>
+          <w:i w:val="0"/>
+          <w:color w:val="59595B"/>
+          <w:sz w:val="22"/>
+        </w:rPr>
+        <w:t>breach-detection and incident-response capabilities support CCPA §1798.150 reasonable-security obligations and the 72-hour notification window for incidents involving California-resident PII.</w:t>
+      </w:r>
+    </w:p>
+    <w:p>
+      <w:pPr>
+        <w:spacing w:after="160"/>
+      </w:pPr>
+      <w:r>
+        <w:rPr>
+          <w:rFonts w:ascii="Open Sans" w:hAnsi="Open Sans"/>
+          <w:b w:val="0"/>
+          <w:i w:val="0"/>
+          <w:color w:val="59595B"/>
+          <w:sz w:val="19"/>
+        </w:rPr>
+        <w:t>This classification was generated automatically from the client's name and contact-domain signals. If the industry or compliance scope shown here doesn't match your operations, please reply to this report and we'll update the classification — Technijian's team can also produce a deeper compliance-posture report on request.</w:t>
       </w:r>
     </w:p>
     <w:p/>

--- a/clients/alg/crowdstrike/monthly/2026-03/ALG-CrowdStrike-Activity-2026-03.docx
+++ b/clients/alg/crowdstrike/monthly/2026-03/ALG-CrowdStrike-Activity-2026-03.docx
@@ -9349,6 +9349,132 @@
           <w:sz w:val="22"/>
         </w:rPr>
         <w:t>Endpoint inventory, sensor version, and detection telemetry were captured to support your security posture reviews and compliance reporting.</w:t>
+      </w:r>
+    </w:p>
+    <w:p>
+      <w:pPr>
+        <w:spacing w:after="160"/>
+      </w:pPr>
+      <w:r>
+        <w:rPr>
+          <w:rFonts w:ascii="Open Sans" w:hAnsi="Open Sans"/>
+          <w:b/>
+          <w:i w:val="0"/>
+          <w:color w:val="1A1A2E"/>
+          <w:sz w:val="24"/>
+        </w:rPr>
+        <w:t>Specific work delivered this month</w:t>
+      </w:r>
+    </w:p>
+    <w:p>
+      <w:pPr>
+        <w:spacing w:after="160"/>
+      </w:pPr>
+      <w:r>
+        <w:rPr>
+          <w:rFonts w:ascii="Open Sans" w:hAnsi="Open Sans"/>
+          <w:b w:val="0"/>
+          <w:i w:val="0"/>
+          <w:color w:val="59595B"/>
+          <w:sz w:val="22"/>
+        </w:rPr>
+        <w:t>These items are pulled directly from the time entries and tickets logged by Technijian's team during the period — actual work, not estimates.</w:t>
+      </w:r>
+    </w:p>
+    <w:p>
+      <w:pPr>
+        <w:pStyle w:val="ListBullet"/>
+        <w:spacing w:after="80"/>
+      </w:pPr>
+      <w:r>
+        <w:rPr>
+          <w:rFonts w:ascii="Open Sans" w:hAnsi="Open Sans"/>
+          <w:b w:val="0"/>
+          <w:i w:val="0"/>
+          <w:color w:val="59595B"/>
+          <w:sz w:val="22"/>
+        </w:rPr>
+        <w:t>Crowdstrike latest version(7.34.20610.0)updated on machines CAROLINA (handled by R. Kumar) — 0.2h of tech effort</w:t>
+      </w:r>
+    </w:p>
+    <w:p>
+      <w:pPr>
+        <w:pStyle w:val="ListBullet"/>
+        <w:spacing w:after="80"/>
+      </w:pPr>
+      <w:r>
+        <w:rPr>
+          <w:rFonts w:ascii="Open Sans" w:hAnsi="Open Sans"/>
+          <w:b w:val="0"/>
+          <w:i w:val="0"/>
+          <w:color w:val="59595B"/>
+          <w:sz w:val="22"/>
+        </w:rPr>
+        <w:t>Crowdstrike latest version updated 7.34.20610.0 on ,ALG-HQ-LPT-10,ALG-HQ-LPT-08, ALG-HQ-LPT-12 &amp; ALG-HQ-LPT-14 (handled by S. Kumar) — 0.6h of tech effort</w:t>
+      </w:r>
+    </w:p>
+    <w:p>
+      <w:pPr>
+        <w:pStyle w:val="ListBullet"/>
+        <w:spacing w:after="80"/>
+      </w:pPr>
+      <w:r>
+        <w:rPr>
+          <w:rFonts w:ascii="Open Sans" w:hAnsi="Open Sans"/>
+          <w:b w:val="0"/>
+          <w:i w:val="0"/>
+          <w:color w:val="59595B"/>
+          <w:sz w:val="22"/>
+        </w:rPr>
+        <w:t>Crowdstrike latest version updated 7.34.20610.0 on ,ALG-HQ-LPT-03, ALG-HQ-LPT-07, ALG-HQ-LPT-12 &amp; ALG-HQ-LPT-13 (handled by S. Kumar) — 1.0h of tech effort</w:t>
+      </w:r>
+    </w:p>
+    <w:p>
+      <w:pPr>
+        <w:pStyle w:val="ListBullet"/>
+        <w:spacing w:after="80"/>
+      </w:pPr>
+      <w:r>
+        <w:rPr>
+          <w:rFonts w:ascii="Open Sans" w:hAnsi="Open Sans"/>
+          <w:b w:val="0"/>
+          <w:i w:val="0"/>
+          <w:color w:val="59595B"/>
+          <w:sz w:val="22"/>
+        </w:rPr>
+        <w:t>Crowdstrike latest version updated 7.34.20610.0 on ,ALG-HQ-LPT-03, ALG-HQ-LPT-07, ALG-HQ-LPT-12 &amp; ALG-HQ-LPT-13 — 1.0h on 2026-03-12</w:t>
+      </w:r>
+    </w:p>
+    <w:p>
+      <w:pPr>
+        <w:pStyle w:val="ListBullet"/>
+        <w:spacing w:after="80"/>
+      </w:pPr>
+      <w:r>
+        <w:rPr>
+          <w:rFonts w:ascii="Open Sans" w:hAnsi="Open Sans"/>
+          <w:b w:val="0"/>
+          <w:i w:val="0"/>
+          <w:color w:val="59595B"/>
+          <w:sz w:val="22"/>
+        </w:rPr>
+        <w:t>Crowdstrike latest version updated 7.34.20610.0 on ,ALG-HQ-LPT-10,ALG-HQ-LPT-08, ALG-HQ-LPT-12 &amp; ALG-HQ-LPT-14 — 1.0h on 2026-03-17</w:t>
+      </w:r>
+    </w:p>
+    <w:p>
+      <w:pPr>
+        <w:pStyle w:val="ListBullet"/>
+        <w:spacing w:after="80"/>
+      </w:pPr>
+      <w:r>
+        <w:rPr>
+          <w:rFonts w:ascii="Open Sans" w:hAnsi="Open Sans"/>
+          <w:b w:val="0"/>
+          <w:i w:val="0"/>
+          <w:color w:val="59595B"/>
+          <w:sz w:val="22"/>
+        </w:rPr>
+        <w:t>Patrcia machine frozen — 0.8h on 2026-03-19</w:t>
       </w:r>
     </w:p>
     <w:p/>
